--- a/por/docx/37.content.docx
+++ b/por/docx/37.content.docx
@@ -1771,18 +1771,12 @@
         </w:rPr>
         <w:t xml:space="preserve">. Veja como você traduziu isso em </w:t>
       </w:r>
-      <w:hyperlink r:id="rId13">
-        <w:r>
-          <w:rPr>
-            <w:lang w:val="pt_PT" w:bidi="pt_PT"/>
-          </w:rPr>
-          <w:rPr>
-            <w:color w:val="0000EE"/>
-            <w:u w:val="single"/>
-          </w:rPr>
-          <w:t>1.1</w:t>
-        </w:r>
-      </w:hyperlink>
+      <w:r>
+        <w:rPr>
+          <w:lang w:val="pt_PT" w:bidi="pt_PT"/>
+        </w:rPr>
+        <w:t>1.1</w:t>
+      </w:r>
       <w:r>
         <w:rPr>
           <w:lang w:val="pt_PT" w:bidi="pt_PT"/>
@@ -3491,18 +3485,12 @@
         </w:rPr>
         <w:t xml:space="preserve">. Veja como você traduziu isso em </w:t>
       </w:r>
-      <w:hyperlink r:id="rId14">
-        <w:r>
-          <w:rPr>
-            <w:lang w:val="pt_PT" w:bidi="pt_PT"/>
-          </w:rPr>
-          <w:rPr>
-            <w:color w:val="0000EE"/>
-            <w:u w:val="single"/>
-          </w:rPr>
-          <w:t>1.5</w:t>
-        </w:r>
-      </w:hyperlink>
+      <w:r>
+        <w:rPr>
+          <w:lang w:val="pt_PT" w:bidi="pt_PT"/>
+        </w:rPr>
+        <w:t>1.5</w:t>
+      </w:r>
       <w:r>
         <w:rPr>
           <w:lang w:val="pt_PT" w:bidi="pt_PT"/>
@@ -6769,18 +6757,12 @@
         </w:rPr>
         <w:t xml:space="preserve"> do calendário hebraico inclui agosto e setembro nos calendários ocidentais. Veja como você decidiu traduzir a referência semelhante a um dia, mês e ano em </w:t>
       </w:r>
-      <w:hyperlink r:id="rId13">
-        <w:r>
-          <w:rPr>
-            <w:lang w:val="pt_PT" w:bidi="pt_PT"/>
-          </w:rPr>
-          <w:rPr>
-            <w:color w:val="0000EE"/>
-            <w:u w:val="single"/>
-          </w:rPr>
-          <w:t>1.1</w:t>
-        </w:r>
-      </w:hyperlink>
+      <w:r>
+        <w:rPr>
+          <w:lang w:val="pt_PT" w:bidi="pt_PT"/>
+        </w:rPr>
+        <w:t>1.1</w:t>
+      </w:r>
       <w:r>
         <w:rPr>
           <w:lang w:val="pt_PT" w:bidi="pt_PT"/>
@@ -7310,18 +7292,12 @@
         </w:rPr>
         <w:t xml:space="preserve"> mês no calendário hebraico é próximo ao meio de outubro nos calendários ocidentais. Veja como você decidiu traduzir a referência semelhante a um dia e mês em </w:t>
       </w:r>
-      <w:hyperlink r:id="rId13">
-        <w:r>
-          <w:rPr>
-            <w:lang w:val="pt_PT" w:bidi="pt_PT"/>
-          </w:rPr>
-          <w:rPr>
-            <w:color w:val="0000EE"/>
-            <w:u w:val="single"/>
-          </w:rPr>
-          <w:t>1.1</w:t>
-        </w:r>
-      </w:hyperlink>
+      <w:r>
+        <w:rPr>
+          <w:lang w:val="pt_PT" w:bidi="pt_PT"/>
+        </w:rPr>
+        <w:t>1.1</w:t>
+      </w:r>
       <w:r>
         <w:rPr>
           <w:lang w:val="pt_PT" w:bidi="pt_PT"/>
@@ -7438,18 +7414,12 @@
         </w:rPr>
         <w:t xml:space="preserve">Veja como você traduziu esta mesma declaração em </w:t>
       </w:r>
-      <w:hyperlink r:id="rId13">
-        <w:r>
-          <w:rPr>
-            <w:lang w:val="pt_PT" w:bidi="pt_PT"/>
-          </w:rPr>
-          <w:rPr>
-            <w:color w:val="0000EE"/>
-            <w:u w:val="single"/>
-          </w:rPr>
-          <w:t>1.1</w:t>
-        </w:r>
-      </w:hyperlink>
+      <w:r>
+        <w:rPr>
+          <w:lang w:val="pt_PT" w:bidi="pt_PT"/>
+        </w:rPr>
+        <w:t>1.1</w:t>
+      </w:r>
       <w:r>
         <w:rPr>
           <w:lang w:val="pt_PT" w:bidi="pt_PT"/>
@@ -8420,36 +8390,24 @@
         </w:rPr>
         <w:t xml:space="preserve">Yahweh está usando esta expressão para se referir aos judeus que retornaram do exílio. A frase tem o mesmo significado que o termo “remanescente” em </w:t>
       </w:r>
-      <w:hyperlink r:id="rId15">
-        <w:r>
-          <w:rPr>
-            <w:lang w:val="pt_PT" w:bidi="pt_PT"/>
-          </w:rPr>
-          <w:rPr>
-            <w:color w:val="0000EE"/>
-            <w:u w:val="single"/>
-          </w:rPr>
-          <w:t>1.12</w:t>
-        </w:r>
-      </w:hyperlink>
+      <w:r>
+        <w:rPr>
+          <w:lang w:val="pt_PT" w:bidi="pt_PT"/>
+        </w:rPr>
+        <w:t>1.12</w:t>
+      </w:r>
       <w:r>
         <w:rPr>
           <w:lang w:val="pt_PT" w:bidi="pt_PT"/>
         </w:rPr>
         <w:t xml:space="preserve"> e </w:t>
       </w:r>
-      <w:hyperlink r:id="rId16">
-        <w:r>
-          <w:rPr>
-            <w:lang w:val="pt_PT" w:bidi="pt_PT"/>
-          </w:rPr>
-          <w:rPr>
-            <w:color w:val="0000EE"/>
-            <w:u w:val="single"/>
-          </w:rPr>
-          <w:t>1.14</w:t>
-        </w:r>
-      </w:hyperlink>
+      <w:r>
+        <w:rPr>
+          <w:lang w:val="pt_PT" w:bidi="pt_PT"/>
+        </w:rPr>
+        <w:t>1.14</w:t>
+      </w:r>
       <w:r>
         <w:rPr>
           <w:lang w:val="pt_PT" w:bidi="pt_PT"/>
@@ -8896,18 +8854,12 @@
         </w:rPr>
         <w:t xml:space="preserve">. Veja, por exemplo, </w:t>
       </w:r>
-      <w:hyperlink r:id="rId17">
-        <w:r>
-          <w:rPr>
-            <w:lang w:val="pt_PT" w:bidi="pt_PT"/>
-          </w:rPr>
-          <w:rPr>
-            <w:color w:val="0000EE"/>
-            <w:u w:val="single"/>
-          </w:rPr>
-          <w:t>Êxodo 29.45–46</w:t>
-        </w:r>
-      </w:hyperlink>
+      <w:r>
+        <w:rPr>
+          <w:lang w:val="pt_PT" w:bidi="pt_PT"/>
+        </w:rPr>
+        <w:t>Êxodo 29.45–46</w:t>
+      </w:r>
       <w:r>
         <w:rPr>
           <w:lang w:val="pt_PT" w:bidi="pt_PT"/>
@@ -10999,18 +10951,12 @@
         </w:rPr>
         <w:t xml:space="preserve"> no calendário hebraico é próximo do meio de dezembro nos calendários ocidentais. Veja como você decidiu traduzir a referência semelhante a um dia e mês em </w:t>
       </w:r>
-      <w:hyperlink r:id="rId13">
-        <w:r>
-          <w:rPr>
-            <w:lang w:val="pt_PT" w:bidi="pt_PT"/>
-          </w:rPr>
-          <w:rPr>
-            <w:color w:val="0000EE"/>
-            <w:u w:val="single"/>
-          </w:rPr>
-          <w:t>1.1</w:t>
-        </w:r>
-      </w:hyperlink>
+      <w:r>
+        <w:rPr>
+          <w:lang w:val="pt_PT" w:bidi="pt_PT"/>
+        </w:rPr>
+        <w:t>1.1</w:t>
+      </w:r>
       <w:r>
         <w:rPr>
           <w:lang w:val="pt_PT" w:bidi="pt_PT"/>
@@ -11127,18 +11073,12 @@
         </w:rPr>
         <w:t xml:space="preserve">Veja como você traduziu a declaração semelhante em </w:t>
       </w:r>
-      <w:hyperlink r:id="rId13">
-        <w:r>
-          <w:rPr>
-            <w:lang w:val="pt_PT" w:bidi="pt_PT"/>
-          </w:rPr>
-          <w:rPr>
-            <w:color w:val="0000EE"/>
-            <w:u w:val="single"/>
-          </w:rPr>
-          <w:t>1.1</w:t>
-        </w:r>
-      </w:hyperlink>
+      <w:r>
+        <w:rPr>
+          <w:lang w:val="pt_PT" w:bidi="pt_PT"/>
+        </w:rPr>
+        <w:t>1.1</w:t>
+      </w:r>
       <w:r>
         <w:rPr>
           <w:lang w:val="pt_PT" w:bidi="pt_PT"/>
@@ -11697,18 +11637,12 @@
         </w:rPr>
         <w:t xml:space="preserve"> torne uma pessoa "santa" (e, portanto, conceda certos privilégios, mas também sujeite a pessoa a certas restrições, veja </w:t>
       </w:r>
-      <w:hyperlink r:id="rId18">
-        <w:r>
-          <w:rPr>
-            <w:lang w:val="pt_PT" w:bidi="pt_PT"/>
-          </w:rPr>
-          <w:rPr>
-            <w:color w:val="0000EE"/>
-            <w:u w:val="single"/>
-          </w:rPr>
-          <w:t>Lv 6.27</w:t>
-        </w:r>
-      </w:hyperlink>
+      <w:r>
+        <w:rPr>
+          <w:lang w:val="pt_PT" w:bidi="pt_PT"/>
+        </w:rPr>
+        <w:t>Lv 6.27</w:t>
+      </w:r>
       <w:r>
         <w:rPr>
           <w:lang w:val="pt_PT" w:bidi="pt_PT"/>
@@ -12032,18 +11966,12 @@
         </w:rPr>
         <w:t xml:space="preserve">Ageu e os sacerdotes compartilham o conhecimento de que, se um israelita tocar em um cadáver, algo que é ritualmente impuro, esse israelita se torna ritualmente impuro por um certo período de tempo (veja </w:t>
       </w:r>
-      <w:hyperlink r:id="rId19">
-        <w:r>
-          <w:rPr>
-            <w:lang w:val="pt_PT" w:bidi="pt_PT"/>
-          </w:rPr>
-          <w:rPr>
-            <w:color w:val="0000EE"/>
-            <w:u w:val="single"/>
-          </w:rPr>
-          <w:t>19.13</w:t>
-        </w:r>
-      </w:hyperlink>
+      <w:r>
+        <w:rPr>
+          <w:lang w:val="pt_PT" w:bidi="pt_PT"/>
+        </w:rPr>
+        <w:t>19.13</w:t>
+      </w:r>
       <w:r>
         <w:rPr>
           <w:lang w:val="pt_PT" w:bidi="pt_PT"/>
@@ -13132,18 +13060,12 @@
         </w:rPr>
         <w:t xml:space="preserve">, Ageu implicitamente se refere a um altar que os exilados retornados haviam erguido no local do templo. Isso é descrito em </w:t>
       </w:r>
-      <w:hyperlink r:id="rId20">
-        <w:r>
-          <w:rPr>
-            <w:lang w:val="pt_PT" w:bidi="pt_PT"/>
-          </w:rPr>
-          <w:rPr>
-            <w:color w:val="0000EE"/>
-            <w:u w:val="single"/>
-          </w:rPr>
-          <w:t>Esdras 3.1–6</w:t>
-        </w:r>
-      </w:hyperlink>
+      <w:r>
+        <w:rPr>
+          <w:lang w:val="pt_PT" w:bidi="pt_PT"/>
+        </w:rPr>
+        <w:t>Esdras 3.1–6</w:t>
+      </w:r>
       <w:r>
         <w:rPr>
           <w:lang w:val="pt_PT" w:bidi="pt_PT"/>
@@ -13260,18 +13182,12 @@
         </w:rPr>
         <w:t xml:space="preserve">Veja como você traduziu esta expressão em </w:t>
       </w:r>
-      <w:hyperlink r:id="rId14">
-        <w:r>
-          <w:rPr>
-            <w:lang w:val="pt_PT" w:bidi="pt_PT"/>
-          </w:rPr>
-          <w:rPr>
-            <w:color w:val="0000EE"/>
-            <w:u w:val="single"/>
-          </w:rPr>
-          <w:t>1.5</w:t>
-        </w:r>
-      </w:hyperlink>
+      <w:r>
+        <w:rPr>
+          <w:lang w:val="pt_PT" w:bidi="pt_PT"/>
+        </w:rPr>
+        <w:t>1.5</w:t>
+      </w:r>
       <w:r>
         <w:rPr>
           <w:lang w:val="pt_PT" w:bidi="pt_PT"/>
@@ -14462,18 +14378,12 @@
         </w:rPr>
         <w:t xml:space="preserve">Veja como você traduziu a expressão semelhante em </w:t>
       </w:r>
-      <w:hyperlink r:id="rId21">
-        <w:r>
-          <w:rPr>
-            <w:lang w:val="pt_PT" w:bidi="pt_PT"/>
-          </w:rPr>
-          <w:rPr>
-            <w:color w:val="0000EE"/>
-            <w:u w:val="single"/>
-          </w:rPr>
-          <w:t>2.14</w:t>
-        </w:r>
-      </w:hyperlink>
+      <w:r>
+        <w:rPr>
+          <w:lang w:val="pt_PT" w:bidi="pt_PT"/>
+        </w:rPr>
+        <w:t>2.14</w:t>
+      </w:r>
       <w:r>
         <w:rPr>
           <w:lang w:val="pt_PT" w:bidi="pt_PT"/>
@@ -14687,18 +14597,12 @@
         </w:rPr>
         <w:t xml:space="preserve">Veja como você traduziu a frase semelhante em </w:t>
       </w:r>
-      <w:hyperlink r:id="rId14">
-        <w:r>
-          <w:rPr>
-            <w:lang w:val="pt_PT" w:bidi="pt_PT"/>
-          </w:rPr>
-          <w:rPr>
-            <w:color w:val="0000EE"/>
-            <w:u w:val="single"/>
-          </w:rPr>
-          <w:t>1.5</w:t>
-        </w:r>
-      </w:hyperlink>
+      <w:r>
+        <w:rPr>
+          <w:lang w:val="pt_PT" w:bidi="pt_PT"/>
+        </w:rPr>
+        <w:t>1.5</w:t>
+      </w:r>
       <w:r>
         <w:rPr>
           <w:lang w:val="pt_PT" w:bidi="pt_PT"/>
@@ -14815,18 +14719,12 @@
         </w:rPr>
         <w:t xml:space="preserve">Como em </w:t>
       </w:r>
-      <w:hyperlink r:id="rId22">
-        <w:r>
-          <w:rPr>
-            <w:lang w:val="pt_PT" w:bidi="pt_PT"/>
-          </w:rPr>
-          <w:rPr>
-            <w:color w:val="0000EE"/>
-            <w:u w:val="single"/>
-          </w:rPr>
-          <w:t>2.15</w:t>
-        </w:r>
-      </w:hyperlink>
+      <w:r>
+        <w:rPr>
+          <w:lang w:val="pt_PT" w:bidi="pt_PT"/>
+        </w:rPr>
+        <w:t>2.15</w:t>
+      </w:r>
       <w:r>
         <w:rPr>
           <w:lang w:val="pt_PT" w:bidi="pt_PT"/>
@@ -14859,18 +14757,12 @@
         </w:rPr>
         <w:t xml:space="preserve"> significa essa data no segundo ano de Dario, como </w:t>
       </w:r>
-      <w:hyperlink r:id="rId23">
-        <w:r>
-          <w:rPr>
-            <w:lang w:val="pt_PT" w:bidi="pt_PT"/>
-          </w:rPr>
-          <w:rPr>
-            <w:color w:val="0000EE"/>
-            <w:u w:val="single"/>
-          </w:rPr>
-          <w:t>2.10</w:t>
-        </w:r>
-      </w:hyperlink>
+      <w:r>
+        <w:rPr>
+          <w:lang w:val="pt_PT" w:bidi="pt_PT"/>
+        </w:rPr>
+        <w:t>2.10</w:t>
+      </w:r>
       <w:r>
         <w:rPr>
           <w:lang w:val="pt_PT" w:bidi="pt_PT"/>
@@ -15071,18 +14963,12 @@
         </w:rPr>
         <w:t xml:space="preserve">Se o seu idioma não utiliza números ordinais, você poderia usar números cardinais aqui. Veja o que você fez em </w:t>
       </w:r>
-      <w:hyperlink r:id="rId23">
-        <w:r>
-          <w:rPr>
-            <w:lang w:val="pt_PT" w:bidi="pt_PT"/>
-          </w:rPr>
-          <w:rPr>
-            <w:color w:val="0000EE"/>
-            <w:u w:val="single"/>
-          </w:rPr>
-          <w:t>2.10</w:t>
-        </w:r>
-      </w:hyperlink>
+      <w:r>
+        <w:rPr>
+          <w:lang w:val="pt_PT" w:bidi="pt_PT"/>
+        </w:rPr>
+        <w:t>2.10</w:t>
+      </w:r>
       <w:r>
         <w:rPr>
           <w:lang w:val="pt_PT" w:bidi="pt_PT"/>
@@ -15419,18 +15305,12 @@
         </w:rPr>
         <w:t xml:space="preserve">Veja como você traduziu esta frase em </w:t>
       </w:r>
-      <w:hyperlink r:id="rId14">
-        <w:r>
-          <w:rPr>
-            <w:lang w:val="pt_PT" w:bidi="pt_PT"/>
-          </w:rPr>
-          <w:rPr>
-            <w:color w:val="0000EE"/>
-            <w:u w:val="single"/>
-          </w:rPr>
-          <w:t>1.5</w:t>
-        </w:r>
-      </w:hyperlink>
+      <w:r>
+        <w:rPr>
+          <w:lang w:val="pt_PT" w:bidi="pt_PT"/>
+        </w:rPr>
+        <w:t>1.5</w:t>
+      </w:r>
       <w:r>
         <w:rPr>
           <w:lang w:val="pt_PT" w:bidi="pt_PT"/>
@@ -15851,18 +15731,12 @@
         </w:rPr>
         <w:t xml:space="preserve">Veja como você traduziu a frase semelhante em </w:t>
       </w:r>
-      <w:hyperlink r:id="rId23">
-        <w:r>
-          <w:rPr>
-            <w:lang w:val="pt_PT" w:bidi="pt_PT"/>
-          </w:rPr>
-          <w:rPr>
-            <w:color w:val="0000EE"/>
-            <w:u w:val="single"/>
-          </w:rPr>
-          <w:t>2.10</w:t>
-        </w:r>
-      </w:hyperlink>
+      <w:r>
+        <w:rPr>
+          <w:lang w:val="pt_PT" w:bidi="pt_PT"/>
+        </w:rPr>
+        <w:t>2.10</w:t>
+      </w:r>
       <w:r>
         <w:rPr>
           <w:lang w:val="pt_PT" w:bidi="pt_PT"/>
@@ -16270,18 +16144,12 @@
         </w:rPr>
         <w:t xml:space="preserve">Veja como você traduziu o nome do mês hebraico em </w:t>
       </w:r>
-      <w:hyperlink r:id="rId23">
-        <w:r>
-          <w:rPr>
-            <w:lang w:val="pt_PT" w:bidi="pt_PT"/>
-          </w:rPr>
-          <w:rPr>
-            <w:color w:val="0000EE"/>
-            <w:u w:val="single"/>
-          </w:rPr>
-          <w:t>2.10</w:t>
-        </w:r>
-      </w:hyperlink>
+      <w:r>
+        <w:rPr>
+          <w:lang w:val="pt_PT" w:bidi="pt_PT"/>
+        </w:rPr>
+        <w:t>2.10</w:t>
+      </w:r>
       <w:r>
         <w:rPr>
           <w:lang w:val="pt_PT" w:bidi="pt_PT"/>
@@ -16482,18 +16350,12 @@
         </w:rPr>
         <w:t xml:space="preserve">Veja como você traduziu a expressão semelhante em </w:t>
       </w:r>
-      <w:hyperlink r:id="rId24">
-        <w:r>
-          <w:rPr>
-            <w:lang w:val="pt_PT" w:bidi="pt_PT"/>
-          </w:rPr>
-          <w:rPr>
-            <w:color w:val="0000EE"/>
-            <w:u w:val="single"/>
-          </w:rPr>
-          <w:t>2.6</w:t>
-        </w:r>
-      </w:hyperlink>
+      <w:r>
+        <w:rPr>
+          <w:lang w:val="pt_PT" w:bidi="pt_PT"/>
+        </w:rPr>
+        <w:t>2.6</w:t>
+      </w:r>
       <w:r>
         <w:rPr>
           <w:lang w:val="pt_PT" w:bidi="pt_PT"/>
@@ -16623,18 +16485,12 @@
         </w:rPr>
         <w:t xml:space="preserve">, para representar toda a criação. Veja como você traduziu a expressão semelhante em </w:t>
       </w:r>
-      <w:hyperlink r:id="rId24">
-        <w:r>
-          <w:rPr>
-            <w:lang w:val="pt_PT" w:bidi="pt_PT"/>
-          </w:rPr>
-          <w:rPr>
-            <w:color w:val="0000EE"/>
-            <w:u w:val="single"/>
-          </w:rPr>
-          <w:t>2.6</w:t>
-        </w:r>
-      </w:hyperlink>
+      <w:r>
+        <w:rPr>
+          <w:lang w:val="pt_PT" w:bidi="pt_PT"/>
+        </w:rPr>
+        <w:t>2.6</w:t>
+      </w:r>
       <w:r>
         <w:rPr>
           <w:lang w:val="pt_PT" w:bidi="pt_PT"/>
@@ -17392,18 +17248,12 @@
         </w:rPr>
         <w:t xml:space="preserve"> Veja como você traduziu o uso semelhante da frase “um homem” em </w:t>
       </w:r>
-      <w:hyperlink r:id="rId25">
-        <w:r>
-          <w:rPr>
-            <w:lang w:val="pt_PT" w:bidi="pt_PT"/>
-          </w:rPr>
-          <w:rPr>
-            <w:color w:val="0000EE"/>
-            <w:u w:val="single"/>
-          </w:rPr>
-          <w:t>1.9</w:t>
-        </w:r>
-      </w:hyperlink>
+      <w:r>
+        <w:rPr>
+          <w:lang w:val="pt_PT" w:bidi="pt_PT"/>
+        </w:rPr>
+        <w:t>1.9</w:t>
+      </w:r>
       <w:r>
         <w:rPr>
           <w:lang w:val="pt_PT" w:bidi="pt_PT"/>
